--- a/Draft Comparison Between C and Rust.docx
+++ b/Draft Comparison Between C and Rust.docx
@@ -301,7 +301,6 @@
         </w:rPr>
         <w:t xml:space="preserve">Fine‑Grained Syntax: </w:t>
       </w:r>
-      <w:proofErr w:type="gramStart"/>
       <w:r>
         <w:rPr>
           <w:rStyle w:val="VerbatimChar"/>
@@ -318,16 +317,7 @@
           <w:sz w:val="36"/>
           <w:szCs w:val="18"/>
         </w:rPr>
-        <w:t>,</w:t>
-      </w:r>
-      <w:proofErr w:type="gramEnd"/>
-      <w:r>
-        <w:rPr>
-          <w:b/>
-          <w:sz w:val="36"/>
-          <w:szCs w:val="18"/>
-        </w:rPr>
-        <w:t xml:space="preserve"> </w:t>
+        <w:t xml:space="preserve">, </w:t>
       </w:r>
       <w:r>
         <w:rPr>
@@ -376,27 +366,7 @@
           <w:sz w:val="28"/>
           <w:szCs w:val="18"/>
         </w:rPr>
-        <w:t>Address</w:t>
-      </w:r>
-      <w:proofErr w:type="gramStart"/>
-      <w:r>
-        <w:rPr>
-          <w:rFonts w:eastAsia="Georgia" w:hAnsi="Georgia" w:cs="Georgia"/>
-          <w:b/>
-          <w:sz w:val="28"/>
-          <w:szCs w:val="18"/>
-        </w:rPr>
-        <w:t>‑of and</w:t>
-      </w:r>
-      <w:proofErr w:type="gramEnd"/>
-      <w:r>
-        <w:rPr>
-          <w:rFonts w:eastAsia="Georgia" w:hAnsi="Georgia" w:cs="Georgia"/>
-          <w:b/>
-          <w:sz w:val="28"/>
-          <w:szCs w:val="18"/>
-        </w:rPr>
-        <w:t xml:space="preserve"> references</w:t>
+        <w:t>Address‑of and references</w:t>
       </w:r>
       <w:bookmarkEnd w:id="6"/>
     </w:p>
@@ -475,23 +445,13 @@
       <w:r>
         <w:t xml:space="preserve">, while mutating methods like </w:t>
       </w:r>
-      <w:proofErr w:type="gramStart"/>
-      <w:r>
-        <w:rPr>
-          <w:rStyle w:val="VerbatimChar"/>
-          <w:rFonts w:ascii="menlo" w:eastAsia="menlo" w:hAnsi="menlo" w:cs="menlo"/>
-          <w:shd w:val="clear" w:color="auto" w:fill="F8F8FA"/>
-        </w:rPr>
-        <w:t>credit(</w:t>
-      </w:r>
-      <w:proofErr w:type="gramEnd"/>
-      <w:r>
-        <w:rPr>
-          <w:rStyle w:val="VerbatimChar"/>
-          <w:rFonts w:ascii="menlo" w:eastAsia="menlo" w:hAnsi="menlo" w:cs="menlo"/>
-          <w:shd w:val="clear" w:color="auto" w:fill="F8F8FA"/>
-        </w:rPr>
-        <w:t>&amp;mut self, amount)</w:t>
+      <w:r>
+        <w:rPr>
+          <w:rStyle w:val="VerbatimChar"/>
+          <w:rFonts w:ascii="menlo" w:eastAsia="menlo" w:hAnsi="menlo" w:cs="menlo"/>
+          <w:shd w:val="clear" w:color="auto" w:fill="F8F8FA"/>
+        </w:rPr>
+        <w:t>credit(&amp;mut self, amount)</w:t>
       </w:r>
       <w:r>
         <w:t xml:space="preserve"> receive </w:t>
@@ -505,15 +465,7 @@
         <w:t>&amp;mut self</w:t>
       </w:r>
       <w:r>
-        <w:t xml:space="preserve">, expressing intent at the </w:t>
-      </w:r>
-      <w:proofErr w:type="gramStart"/>
-      <w:r>
-        <w:t>type</w:t>
-      </w:r>
-      <w:proofErr w:type="gramEnd"/>
-      <w:r>
-        <w:t xml:space="preserve"> level.</w:t>
+        <w:t>, expressing intent at the type level.</w:t>
       </w:r>
     </w:p>
     <w:p>
@@ -521,11 +473,7 @@
         <w:spacing w:after="210"/>
       </w:pPr>
       <w:r>
-        <w:t xml:space="preserve">In </w:t>
-      </w:r>
-      <w:proofErr w:type="gramStart"/>
-      <w:r>
-        <w:t xml:space="preserve">C, </w:t>
+        <w:t xml:space="preserve">In C, </w:t>
       </w:r>
       <w:r>
         <w:rPr>
@@ -535,7 +483,6 @@
         </w:rPr>
         <w:t>&amp;</w:t>
       </w:r>
-      <w:proofErr w:type="gramEnd"/>
       <w:r>
         <w:rPr>
           <w:rFonts w:eastAsia="Georgia" w:hAnsi="Georgia" w:cs="Georgia"/>
@@ -549,16 +496,7 @@
           <w:rFonts w:ascii="menlo" w:eastAsia="menlo" w:hAnsi="menlo" w:cs="menlo"/>
           <w:shd w:val="clear" w:color="auto" w:fill="F8F8FA"/>
         </w:rPr>
-        <w:t>account_</w:t>
-      </w:r>
-      <w:proofErr w:type="gramStart"/>
-      <w:r>
-        <w:rPr>
-          <w:rStyle w:val="VerbatimChar"/>
-          <w:rFonts w:ascii="menlo" w:eastAsia="menlo" w:hAnsi="menlo" w:cs="menlo"/>
-          <w:shd w:val="clear" w:color="auto" w:fill="F8F8FA"/>
-        </w:rPr>
-        <w:t>credit</w:t>
+        <w:t>account_credit</w:t>
       </w:r>
       <w:proofErr w:type="spellEnd"/>
       <w:r>
@@ -567,16 +505,7 @@
           <w:rFonts w:ascii="menlo" w:eastAsia="menlo" w:hAnsi="menlo" w:cs="menlo"/>
           <w:shd w:val="clear" w:color="auto" w:fill="F8F8FA"/>
         </w:rPr>
-        <w:t>(</w:t>
-      </w:r>
-      <w:proofErr w:type="gramEnd"/>
-      <w:r>
-        <w:rPr>
-          <w:rStyle w:val="VerbatimChar"/>
-          <w:rFonts w:ascii="menlo" w:eastAsia="menlo" w:hAnsi="menlo" w:cs="menlo"/>
-          <w:shd w:val="clear" w:color="auto" w:fill="F8F8FA"/>
-        </w:rPr>
-        <w:t xml:space="preserve">Account *a, int64_t </w:t>
+        <w:t xml:space="preserve">(Account *a, int64_t </w:t>
       </w:r>
       <w:proofErr w:type="spellStart"/>
       <w:r>
@@ -645,16 +574,7 @@
           <w:sz w:val="28"/>
           <w:szCs w:val="18"/>
         </w:rPr>
-        <w:t>Member access</w:t>
-      </w:r>
-      <w:proofErr w:type="gramStart"/>
-      <w:r>
-        <w:rPr>
-          <w:b/>
-          <w:sz w:val="28"/>
-          <w:szCs w:val="18"/>
-        </w:rPr>
-        <w:t xml:space="preserve">: </w:t>
+        <w:t xml:space="preserve">Member access: </w:t>
       </w:r>
       <w:r>
         <w:rPr>
@@ -666,7 +586,6 @@
         </w:rPr>
         <w:t>.</w:t>
       </w:r>
-      <w:proofErr w:type="gramEnd"/>
       <w:r>
         <w:rPr>
           <w:b/>
@@ -692,11 +611,7 @@
         <w:spacing w:after="210"/>
       </w:pPr>
       <w:r>
-        <w:t xml:space="preserve">Rust </w:t>
-      </w:r>
-      <w:proofErr w:type="gramStart"/>
-      <w:r>
-        <w:t xml:space="preserve">uses </w:t>
+        <w:t xml:space="preserve">Rust uses </w:t>
       </w:r>
       <w:r>
         <w:rPr>
@@ -706,7 +621,6 @@
         </w:rPr>
         <w:t>.</w:t>
       </w:r>
-      <w:proofErr w:type="gramEnd"/>
       <w:r>
         <w:t xml:space="preserve"> for both direct field access and method calls, relying on automatic dereferencing of references. For example, inside </w:t>
       </w:r>
@@ -722,23 +636,13 @@
         <w:t xml:space="preserve">, the expression </w:t>
       </w:r>
       <w:proofErr w:type="spellStart"/>
-      <w:proofErr w:type="gramStart"/>
-      <w:r>
-        <w:rPr>
-          <w:rStyle w:val="VerbatimChar"/>
-          <w:rFonts w:ascii="menlo" w:eastAsia="menlo" w:hAnsi="menlo" w:cs="menlo"/>
-          <w:shd w:val="clear" w:color="auto" w:fill="F8F8FA"/>
-        </w:rPr>
-        <w:t>self.balance</w:t>
-      </w:r>
-      <w:proofErr w:type="gramEnd"/>
-      <w:r>
-        <w:rPr>
-          <w:rStyle w:val="VerbatimChar"/>
-          <w:rFonts w:ascii="menlo" w:eastAsia="menlo" w:hAnsi="menlo" w:cs="menlo"/>
-          <w:shd w:val="clear" w:color="auto" w:fill="F8F8FA"/>
-        </w:rPr>
-        <w:t>_cents</w:t>
+      <w:r>
+        <w:rPr>
+          <w:rStyle w:val="VerbatimChar"/>
+          <w:rFonts w:ascii="menlo" w:eastAsia="menlo" w:hAnsi="menlo" w:cs="menlo"/>
+          <w:shd w:val="clear" w:color="auto" w:fill="F8F8FA"/>
+        </w:rPr>
+        <w:t>self.balance_cents</w:t>
       </w:r>
       <w:proofErr w:type="spellEnd"/>
       <w:r>
@@ -762,11 +666,7 @@
       </w:pPr>
       <w:r>
         <w:lastRenderedPageBreak/>
-        <w:t xml:space="preserve">C distinguishes </w:t>
-      </w:r>
-      <w:proofErr w:type="gramStart"/>
-      <w:r>
-        <w:t xml:space="preserve">between </w:t>
+        <w:t xml:space="preserve">C distinguishes between </w:t>
       </w:r>
       <w:r>
         <w:rPr>
@@ -776,7 +676,6 @@
         </w:rPr>
         <w:t>.</w:t>
       </w:r>
-      <w:proofErr w:type="gramEnd"/>
       <w:r>
         <w:t xml:space="preserve"> for direct struct values and </w:t>
       </w:r>
@@ -1039,7 +938,6 @@
         <w:t xml:space="preserve">Functions like </w:t>
       </w:r>
       <w:proofErr w:type="spellStart"/>
-      <w:proofErr w:type="gramStart"/>
       <w:r>
         <w:rPr>
           <w:rStyle w:val="VerbatimChar"/>
@@ -1055,16 +953,7 @@
           <w:rFonts w:ascii="menlo" w:eastAsia="menlo" w:hAnsi="menlo" w:cs="menlo"/>
           <w:shd w:val="clear" w:color="auto" w:fill="F8F8FA"/>
         </w:rPr>
-        <w:t>::now(</w:t>
-      </w:r>
-      <w:proofErr w:type="gramEnd"/>
-      <w:r>
-        <w:rPr>
-          <w:rStyle w:val="VerbatimChar"/>
-          <w:rFonts w:ascii="menlo" w:eastAsia="menlo" w:hAnsi="menlo" w:cs="menlo"/>
-          <w:shd w:val="clear" w:color="auto" w:fill="F8F8FA"/>
-        </w:rPr>
-        <w:t>)</w:t>
+        <w:t>::now()</w:t>
       </w:r>
       <w:r>
         <w:rPr>
@@ -1150,42 +1039,16 @@
       <w:r>
         <w:t xml:space="preserve"> struct. Capturing the current time uses </w:t>
       </w:r>
-      <w:proofErr w:type="gramStart"/>
-      <w:r>
-        <w:rPr>
-          <w:rStyle w:val="VerbatimChar"/>
-          <w:rFonts w:ascii="menlo" w:eastAsia="menlo" w:hAnsi="menlo" w:cs="menlo"/>
-          <w:shd w:val="clear" w:color="auto" w:fill="F8F8FA"/>
-        </w:rPr>
-        <w:t>time(</w:t>
-      </w:r>
-      <w:proofErr w:type="gramEnd"/>
-      <w:r>
-        <w:rPr>
-          <w:rStyle w:val="VerbatimChar"/>
-          <w:rFonts w:ascii="menlo" w:eastAsia="menlo" w:hAnsi="menlo" w:cs="menlo"/>
-          <w:shd w:val="clear" w:color="auto" w:fill="F8F8FA"/>
-        </w:rPr>
-        <w:t>NULL)</w:t>
-      </w:r>
-      <w:r>
-        <w:t xml:space="preserve">, and there is no </w:t>
-      </w:r>
-      <w:proofErr w:type="gramStart"/>
-      <w:r>
-        <w:t>type</w:t>
-      </w:r>
-      <w:proofErr w:type="gramEnd"/>
-      <w:r>
-        <w:t xml:space="preserve"> distinction between UTC and local time at the </w:t>
-      </w:r>
-      <w:proofErr w:type="gramStart"/>
-      <w:r>
-        <w:t>type</w:t>
-      </w:r>
-      <w:proofErr w:type="gramEnd"/>
-      <w:r>
-        <w:t xml:space="preserve"> level</w:t>
+      <w:r>
+        <w:rPr>
+          <w:rStyle w:val="VerbatimChar"/>
+          <w:rFonts w:ascii="menlo" w:eastAsia="menlo" w:hAnsi="menlo" w:cs="menlo"/>
+          <w:shd w:val="clear" w:color="auto" w:fill="F8F8FA"/>
+        </w:rPr>
+        <w:t>time(NULL)</w:t>
+      </w:r>
+      <w:r>
+        <w:t>, and there is no type distinction between UTC and local time at the type level</w:t>
       </w:r>
       <w:r>
         <w:t>.</w:t>
@@ -1629,25 +1492,50 @@
           <w:rFonts w:ascii="menlo" w:eastAsia="menlo" w:hAnsi="menlo" w:cs="menlo"/>
           <w:shd w:val="clear" w:color="auto" w:fill="F8F8FA"/>
         </w:rPr>
+        <w:t xml:space="preserve">Result&lt;(), </w:t>
+      </w:r>
+      <w:proofErr w:type="spellStart"/>
+      <w:r>
+        <w:rPr>
+          <w:rStyle w:val="VerbatimChar"/>
+          <w:rFonts w:ascii="menlo" w:eastAsia="menlo" w:hAnsi="menlo" w:cs="menlo"/>
+          <w:shd w:val="clear" w:color="auto" w:fill="F8F8FA"/>
+        </w:rPr>
+        <w:t>DomainError</w:t>
+      </w:r>
+      <w:proofErr w:type="spellEnd"/>
+      <w:r>
+        <w:rPr>
+          <w:rStyle w:val="VerbatimChar"/>
+          <w:rFonts w:ascii="menlo" w:eastAsia="menlo" w:hAnsi="menlo" w:cs="menlo"/>
+          <w:shd w:val="clear" w:color="auto" w:fill="F8F8FA"/>
+        </w:rPr>
+        <w:t>&gt;</w:t>
+      </w:r>
+      <w:r>
+        <w:t xml:space="preserve">, enabling the </w:t>
+      </w:r>
+      <w:r>
+        <w:rPr>
+          <w:rStyle w:val="VerbatimChar"/>
+          <w:rFonts w:ascii="menlo" w:eastAsia="menlo" w:hAnsi="menlo" w:cs="menlo"/>
+          <w:shd w:val="clear" w:color="auto" w:fill="F8F8FA"/>
+        </w:rPr>
+        <w:t>?</w:t>
+      </w:r>
+      <w:r>
+        <w:t xml:space="preserve"> operator in service and infrastructure code. Pattern matching on </w:t>
+      </w:r>
+      <w:r>
+        <w:rPr>
+          <w:rStyle w:val="VerbatimChar"/>
+          <w:rFonts w:ascii="menlo" w:eastAsia="menlo" w:hAnsi="menlo" w:cs="menlo"/>
+          <w:shd w:val="clear" w:color="auto" w:fill="F8F8FA"/>
+        </w:rPr>
         <w:t>Result</w:t>
       </w:r>
-      <w:proofErr w:type="gramStart"/>
-      <w:r>
-        <w:rPr>
-          <w:rStyle w:val="VerbatimChar"/>
-          <w:rFonts w:ascii="menlo" w:eastAsia="menlo" w:hAnsi="menlo" w:cs="menlo"/>
-          <w:shd w:val="clear" w:color="auto" w:fill="F8F8FA"/>
-        </w:rPr>
-        <w:t>&lt;(</w:t>
-      </w:r>
-      <w:proofErr w:type="gramEnd"/>
-      <w:r>
-        <w:rPr>
-          <w:rStyle w:val="VerbatimChar"/>
-          <w:rFonts w:ascii="menlo" w:eastAsia="menlo" w:hAnsi="menlo" w:cs="menlo"/>
-          <w:shd w:val="clear" w:color="auto" w:fill="F8F8FA"/>
-        </w:rPr>
-        <w:t xml:space="preserve">), </w:t>
+      <w:r>
+        <w:t xml:space="preserve"> allows the caller to distinguish between different error variants such as </w:t>
       </w:r>
       <w:proofErr w:type="spellStart"/>
       <w:r>
@@ -1665,65 +1553,7 @@
           <w:rFonts w:ascii="menlo" w:eastAsia="menlo" w:hAnsi="menlo" w:cs="menlo"/>
           <w:shd w:val="clear" w:color="auto" w:fill="F8F8FA"/>
         </w:rPr>
-        <w:t>&gt;</w:t>
-      </w:r>
-      <w:r>
-        <w:t xml:space="preserve">, enabling </w:t>
-      </w:r>
-      <w:proofErr w:type="gramStart"/>
-      <w:r>
-        <w:t xml:space="preserve">the </w:t>
-      </w:r>
-      <w:r>
-        <w:rPr>
-          <w:rStyle w:val="VerbatimChar"/>
-          <w:rFonts w:ascii="menlo" w:eastAsia="menlo" w:hAnsi="menlo" w:cs="menlo"/>
-          <w:shd w:val="clear" w:color="auto" w:fill="F8F8FA"/>
-        </w:rPr>
-        <w:t>?</w:t>
-      </w:r>
-      <w:proofErr w:type="gramEnd"/>
-      <w:r>
-        <w:t xml:space="preserve"> operator in service and infrastructure code. Pattern matching on </w:t>
-      </w:r>
-      <w:r>
-        <w:rPr>
-          <w:rStyle w:val="VerbatimChar"/>
-          <w:rFonts w:ascii="menlo" w:eastAsia="menlo" w:hAnsi="menlo" w:cs="menlo"/>
-          <w:shd w:val="clear" w:color="auto" w:fill="F8F8FA"/>
-        </w:rPr>
-        <w:t>Result</w:t>
-      </w:r>
-      <w:r>
-        <w:t xml:space="preserve"> allows the caller to distinguish between different error variants such as </w:t>
-      </w:r>
-      <w:proofErr w:type="spellStart"/>
-      <w:proofErr w:type="gramStart"/>
-      <w:r>
-        <w:rPr>
-          <w:rStyle w:val="VerbatimChar"/>
-          <w:rFonts w:ascii="menlo" w:eastAsia="menlo" w:hAnsi="menlo" w:cs="menlo"/>
-          <w:shd w:val="clear" w:color="auto" w:fill="F8F8FA"/>
-        </w:rPr>
-        <w:t>DomainError</w:t>
-      </w:r>
-      <w:proofErr w:type="spellEnd"/>
-      <w:r>
-        <w:rPr>
-          <w:rStyle w:val="VerbatimChar"/>
-          <w:rFonts w:ascii="menlo" w:eastAsia="menlo" w:hAnsi="menlo" w:cs="menlo"/>
-          <w:shd w:val="clear" w:color="auto" w:fill="F8F8FA"/>
-        </w:rPr>
-        <w:t>::</w:t>
-      </w:r>
-      <w:proofErr w:type="gramEnd"/>
-      <w:r>
-        <w:rPr>
-          <w:rStyle w:val="VerbatimChar"/>
-          <w:rFonts w:ascii="menlo" w:eastAsia="menlo" w:hAnsi="menlo" w:cs="menlo"/>
-          <w:shd w:val="clear" w:color="auto" w:fill="F8F8FA"/>
-        </w:rPr>
-        <w:t>Validation</w:t>
+        <w:t>::Validation</w:t>
       </w:r>
       <w:r>
         <w:t xml:space="preserve"> and propagate them without losing information.</w:t>
@@ -1789,19 +1619,9 @@
           <w:sz w:val="28"/>
           <w:szCs w:val="18"/>
         </w:rPr>
-        <w:t xml:space="preserve"> </w:t>
-      </w:r>
-      <w:proofErr w:type="gramStart"/>
-      <w:r>
-        <w:rPr>
-          <w:b/>
-          <w:sz w:val="28"/>
-          <w:szCs w:val="18"/>
-        </w:rPr>
-        <w:t>structs</w:t>
+        <w:t xml:space="preserve"> structs</w:t>
       </w:r>
       <w:bookmarkEnd w:id="16"/>
-      <w:proofErr w:type="gramEnd"/>
     </w:p>
     <w:p>
       <w:pPr>
@@ -2072,6 +1892,40 @@
       </w:r>
       <w:r>
         <w:t xml:space="preserve"> without exposing allocation details.</w:t>
+      </w:r>
+    </w:p>
+    <w:p>
+      <w:pPr>
+        <w:spacing w:after="210"/>
+      </w:pPr>
+    </w:p>
+    <w:p>
+      <w:pPr>
+        <w:spacing w:after="210"/>
+      </w:pPr>
+    </w:p>
+    <w:p>
+      <w:pPr>
+        <w:spacing w:after="210"/>
+      </w:pPr>
+      <w:r>
+        <w:t>C to Rust tool</w:t>
+      </w:r>
+    </w:p>
+    <w:p>
+      <w:pPr>
+        <w:spacing w:after="210"/>
+      </w:pPr>
+      <w:r>
+        <w:t>How hard is to write the Rust from C</w:t>
+      </w:r>
+    </w:p>
+    <w:p>
+      <w:pPr>
+        <w:spacing w:after="210"/>
+      </w:pPr>
+      <w:r>
+        <w:t>App Design in C and Rust</w:t>
       </w:r>
     </w:p>
     <w:sectPr>
